--- a/public/templates/office/EMP_IMP_040_검수확인서.docx
+++ b/public/templates/office/EMP_IMP_040_검수확인서.docx
@@ -28,7 +28,7 @@
           <w:color w:val="64748B"/>
           <w:sz w:val="22"/>
         </w:rPr>
-        <w:t>Final Acceptance Certificate - SyncGuard AI 시스템 구축 용역</w:t>
+        <w:t>Final Acceptance Certificate - SyncFlow AI 시스템 구축 용역</w:t>
       </w:r>
     </w:p>
     <w:p>
@@ -109,7 +109,7 @@
                 <w:color w:val="334155"/>
                 <w:sz w:val="19"/>
               </w:rPr>
-              <w:t>SyncGuard AI 시스템 구축 용역</w:t>
+              <w:t>SyncFlow AI 시스템 구축 용역</w:t>
             </w:r>
           </w:p>
         </w:tc>
@@ -163,7 +163,7 @@
                 <w:color w:val="334155"/>
                 <w:sz w:val="19"/>
               </w:rPr>
-              <w:t>AP-2026-IT-084</w:t>
+              <w:t>HB-2026-IT-084</w:t>
             </w:r>
           </w:p>
         </w:tc>
@@ -485,7 +485,7 @@
                 <w:color w:val="334155"/>
                 <w:sz w:val="19"/>
               </w:rPr>
-              <w:t>한빛글로벌 본사 RA 회의실</w:t>
+              <w:t>한빛글로벌 본사 QA 회의실</w:t>
             </w:r>
           </w:p>
         </w:tc>
@@ -1378,7 +1378,7 @@
                 <w:color w:val="334155"/>
                 <w:sz w:val="18"/>
               </w:rPr>
-              <w:t>실제 11개 브랜드 심의 검증</w:t>
+              <w:t>실제 11개 사업본부 검증 검증</w:t>
             </w:r>
           </w:p>
         </w:tc>
@@ -1404,7 +1404,7 @@
                 <w:color w:val="334155"/>
                 <w:sz w:val="18"/>
               </w:rPr>
-              <w:t>142건 심의, 일치율 97.2%</w:t>
+              <w:t>142건 검증, 일치율 97.2%</w:t>
             </w:r>
           </w:p>
         </w:tc>
@@ -1750,7 +1750,7 @@
                 <w:color w:val="1E293B"/>
                 <w:sz w:val="18"/>
               </w:rPr>
-              <w:t>1. 심의 접수 및 요청 관리 (8건)</w:t>
+              <w:t>1. 검증 접수 및 요청 관리 (8건)</w:t>
             </w:r>
           </w:p>
         </w:tc>
@@ -1776,7 +1776,7 @@
                 <w:color w:val="334155"/>
                 <w:sz w:val="18"/>
               </w:rPr>
-              <w:t>클레임 텍스트/이미지 접수, PDP 파일 업로드, 심의 상태 실시간 추적, 이력 관리 등 (F-01 ~ F-08)</w:t>
+              <w:t>규격·계약 텍스트/이미지 접수, PDP 파일 업로드, 검증 상태 실시간 추적, 이력 관리 등 (F-01 ~ F-08)</w:t>
             </w:r>
           </w:p>
         </w:tc>
@@ -1859,7 +1859,7 @@
                 <w:color w:val="334155"/>
                 <w:sz w:val="18"/>
               </w:rPr>
-              <w:t>100개 룰셋 필터링, RAG 법령 매칭, LLM 심층 문맥 판정(녹/청/황/적), 대체 문구 추천 (F-09 ~ F-18)</w:t>
+              <w:t>100개 룰셋 필터링, RAG 법령 매칭, LLM 심층 문맥 판정(녹/청/황/적), 대체 조항 추천 (F-09 ~ F-18)</w:t>
             </w:r>
           </w:p>
         </w:tc>
@@ -1942,7 +1942,7 @@
                 <w:color w:val="334155"/>
                 <w:sz w:val="18"/>
               </w:rPr>
-              <w:t>Vision OCR 기반 제품 패키지/상세페이지 텍스트 검출, Bounding Box 매핑 (F-19 ~ F-24)</w:t>
+              <w:t>Vision OCR 기반 제품 도면도면도면패키지/기술시방서 텍스트 검출, Bounding Box 매핑 (F-19 ~ F-24)</w:t>
             </w:r>
           </w:p>
         </w:tc>
@@ -2025,7 +2025,7 @@
                 <w:color w:val="334155"/>
                 <w:sz w:val="18"/>
               </w:rPr>
-              <w:t>ProductLab 원료 규격 REST API, MarketingHub 결재 동기화, 통합 사번 SSO, KT 알림톡 (F-25 ~ F-30)</w:t>
+              <w:t>PLM-Nexus 원소재 규격 REST API, SRM-Portal 결재 동기화, 통합 사번 SSO, KT 알림톡 (F-25 ~ F-30)</w:t>
             </w:r>
           </w:p>
         </w:tc>
@@ -2108,7 +2108,7 @@
                 <w:color w:val="334155"/>
                 <w:sz w:val="18"/>
               </w:rPr>
-              <w:t>식약처 고시 DB, 금지어/주의어 룰셋 추가/수정, 예외 사전 관리, 버전 관리 (F-31 ~ F-36)</w:t>
+              <w:t>공정위·표준원 고시 DB, 독소조항/보완조항 룰셋 추가/수정, 예외 사전 관리, 버전 관리 (F-31 ~ F-36)</w:t>
             </w:r>
           </w:p>
         </w:tc>
@@ -2191,7 +2191,7 @@
                 <w:color w:val="334155"/>
                 <w:sz w:val="18"/>
               </w:rPr>
-              <w:t>사용자/권한 관리, 심의 통계 대시보드, 감사 로그 추적, JWT 세션 보안 관리 (F-37 ~ F-42)</w:t>
+              <w:t>사용자/권한 관리, 검증 통계 대시보드, 감사 로그 추적, JWT 세션 보안 관리 (F-37 ~ F-42)</w:t>
             </w:r>
           </w:p>
         </w:tc>
@@ -2569,7 +2569,7 @@
                 <w:color w:val="334155"/>
                 <w:sz w:val="17"/>
               </w:rPr>
-              <w:t>전체 소스코드(Git), 규칙사전정의서(EMP_EXE_010), 프롬프트명세서(EMP_EXE_020), ProductLab연계명세서(EMP_EXE_030), 단위테스트케이스(EMP_TST_010)</w:t>
+              <w:t>전체 소스코드(Git), 규칙사전정의서(EMP_EXE_010), 프롬프트명세서(EMP_EXE_020), PLM-Nexus연계명세서(EMP_EXE_030), 단위테스트케이스(EMP_TST_010)</w:t>
             </w:r>
           </w:p>
         </w:tc>
@@ -2984,7 +2984,7 @@
           <w:color w:val="0F172A"/>
           <w:sz w:val="21"/>
         </w:rPr>
-        <w:t>위와 같이 「SyncGuard AI 시스템 구축 용역」의 제반 계약 요건 및 요구사항이 충실히 완수되었음을 확인하고 최종 검수 합격 판정하며 본 확인서를 발행합니다.</w:t>
+        <w:t>위와 같이 「SyncFlow AI 시스템 구축 용역」의 제반 계약 요건 및 요구사항이 충실히 완수되었음을 확인하고 최종 검수 합격 판정하며 본 확인서를 발행합니다.</w:t>
       </w:r>
     </w:p>
     <w:p>
@@ -3053,7 +3053,7 @@
               </w:rPr>
               <w:t>주식회사 한빛글로벌</w:t>
               <w:br/>
-              <w:t>RA팀 검수책임관</w:t>
+              <w:t>QA팀 검수책임관</w:t>
               <w:br/>
               <w:br/>
               <w:br/>
@@ -3202,7 +3202,7 @@
         <w:color w:val="94A3B8"/>
         <w:sz w:val="17"/>
       </w:rPr>
-      <w:t>SyncGuard AI 시스템 구축 | 최종 검수확인서 (EMP_IMP_040 v1.0)</w:t>
+      <w:t>SyncFlow AI 시스템 구축 | 최종 검수확인서 (EMP_IMP_040 v1.0)</w:t>
     </w:r>
   </w:p>
 </w:hdr>
